--- a/contacts.docx
+++ b/contacts.docx
@@ -125,6 +125,36 @@
       <w:proofErr w:type="spellEnd"/>
       <w:r>
         <w:t xml:space="preserve"> – 0769900770</w:t>
+      </w:r>
+    </w:p>
+    <w:p>
+      <w:r>
+        <w:t>Whore 1k – 0712774166</w:t>
+      </w:r>
+    </w:p>
+    <w:p>
+      <w:r>
+        <w:t>Nelly whore - 0795220160</w:t>
+      </w:r>
+    </w:p>
+    <w:p>
+      <w:proofErr w:type="spellStart"/>
+      <w:r>
+        <w:t>Kanduyi</w:t>
+      </w:r>
+      <w:proofErr w:type="spellEnd"/>
+      <w:r>
+        <w:t xml:space="preserve"> whore – 0751656652</w:t>
+      </w:r>
+    </w:p>
+    <w:p>
+      <w:proofErr w:type="spellStart"/>
+      <w:r>
+        <w:t>Jenfa</w:t>
+      </w:r>
+      <w:proofErr w:type="spellEnd"/>
+      <w:r>
+        <w:t xml:space="preserve"> whore – 0791484827</w:t>
       </w:r>
     </w:p>
     <w:p>
